--- a/content-src/docx/R G 2003 12 13 Peter Reading Collected.docx
+++ b/content-src/docx/R G 2003 12 13 Peter Reading Collected.docx
@@ -88,25 +88,33 @@
         <w:t xml:space="preserve"> such an approach are ample. There's Beckett, of course, and his ne plus ultra of Breath; or John Cage, with the silent 4'33", who once remarked, "I have nothing to say, and I'm saying it, and that is poetry". Reading's first collection, the pamphlet Water and Waste (1970), began with the junking of the poet's "Juvenilia", and contained the lines:</w:t>
       </w:r>
     </w:p>
-    <w:p/>
-    <w:p>
-      <w:r>
-        <w:t>But having found love, I am left with nothing to say,</w:t>
-      </w:r>
-    </w:p>
-    <w:p>
-      <w:r>
-        <w:t>And I find, in place of Socialist leanings,</w:t>
-      </w:r>
-    </w:p>
-    <w:p>
-      <w:r>
-        <w:t>a ninety per cent misanthropy</w:t>
-      </w:r>
-    </w:p>
-    <w:p>
-      <w:r>
-        <w:t>which once expressed gains nothing by repetition.</w:t>
+    <w:p>
+      <w:r>
+        <w:t xml:space="preserve">&lt;quote&gt;</w:t>
+      </w:r>
+      <w:r>
+        <w:t xml:space="preserve">But having found love, I am left with nothing to say,</w:t>
+      </w:r>
+      <w:r>
+        <w:br/>
+      </w:r>
+      <w:r>
+        <w:t xml:space="preserve">And I find, in place of Socialist leanings,</w:t>
+      </w:r>
+      <w:r>
+        <w:br/>
+      </w:r>
+      <w:r>
+        <w:t xml:space="preserve">a ninety per cent misanthropy</w:t>
+      </w:r>
+      <w:r>
+        <w:br/>
+      </w:r>
+      <w:r>
+        <w:t xml:space="preserve">which once expressed gains nothing by repetition.</w:t>
+      </w:r>
+      <w:r>
+        <w:t xml:space="preserve">&lt;/quote&gt;</w:t>
       </w:r>
     </w:p>
     <w:p/>

--- a/content-src/docx/R G 2003 12 13 Peter Reading Collected.docx
+++ b/content-src/docx/R G 2003 12 13 Peter Reading Collected.docx
@@ -54,6 +54,11 @@
       </w:r>
       <w:r>
         <w:t>&lt;/details&gt;</w:t>
+      </w:r>
+    </w:p>
+    <w:p>
+      <w:r>
+        <w:t xml:space="preserve">&lt;category&gt;poetry&lt;/category&gt;</w:t>
       </w:r>
     </w:p>
     <w:p/>
